--- a/teaching-materials/vcd-vce/word/workbook-unit4.docx
+++ b/teaching-materials/vcd-vce/word/workbook-unit4.docx
@@ -9,7 +9,8 @@
       <w:r>
         <w:rPr>
           <w:b/>
-          <w:sz w:val="22"/>
+          <w:color w:val="666666"/>
+          <w:sz w:val="21"/>
         </w:rPr>
         <w:t>VCE VISUAL COMMUNICATION DESIGN · VCAA 2024 · UNIT 4</w:t>
       </w:r>
@@ -20,6 +21,9 @@
         <w:jc w:val="center"/>
       </w:pPr>
       <w:r>
+        <w:rPr>
+          <w:color w:val="1F3A5F"/>
+        </w:rPr>
         <w:t>Student Workbook</w:t>
       </w:r>
     </w:p>
@@ -30,6 +34,7 @@
       <w:r>
         <w:rPr>
           <w:b/>
+          <w:color w:val="1F3A5F"/>
           <w:sz w:val="28"/>
         </w:rPr>
         <w:t>Development &amp; Resolution · Evaluation &amp; Presentation</w:t>
@@ -41,7 +46,10 @@
         <w:pStyle w:val="Heading2"/>
       </w:pPr>
       <w:r>
-        <w:t>📋 My Details</w:t>
+        <w:rPr>
+          <w:color w:val="1F3A5F"/>
+        </w:rPr>
+        <w:t>My Details</w:t>
       </w:r>
     </w:p>
     <w:tbl>
@@ -157,7 +165,10 @@
         <w:pStyle w:val="Heading1"/>
       </w:pPr>
       <w:r>
-        <w:t>📖 Contents</w:t>
+        <w:rPr>
+          <w:color w:val="1F3A5F"/>
+        </w:rPr>
+        <w:t>Contents</w:t>
       </w:r>
     </w:p>
     <w:p>
@@ -167,12 +178,6 @@
       <w:r>
         <w:t>Activity 1: Development Methods — Match the Trial</w:t>
       </w:r>
-      <w:r>
-        <w:rPr>
-          <w:i/>
-        </w:rPr>
-        <w:t xml:space="preserve">  (A1)</w:t>
-      </w:r>
     </w:p>
     <w:p>
       <w:pPr>
@@ -180,12 +185,6 @@
       </w:pPr>
       <w:r>
         <w:t>Activity 2: Feedback in Action</w:t>
-      </w:r>
-      <w:r>
-        <w:rPr>
-          <w:i/>
-        </w:rPr>
-        <w:t xml:space="preserve">  (A2)</w:t>
       </w:r>
     </w:p>
     <w:p>
@@ -195,12 +194,6 @@
       <w:r>
         <w:t>Activity 3: Selecting a Direction to Resolve</w:t>
       </w:r>
-      <w:r>
-        <w:rPr>
-          <w:i/>
-        </w:rPr>
-        <w:t xml:space="preserve">  (A3)</w:t>
-      </w:r>
     </w:p>
     <w:p>
       <w:pPr>
@@ -208,12 +201,6 @@
       </w:pPr>
       <w:r>
         <w:t>Activity 4: Presentation Drawing Standards</w:t>
-      </w:r>
-      <w:r>
-        <w:rPr>
-          <w:i/>
-        </w:rPr>
-        <w:t xml:space="preserve">  (A4)</w:t>
       </w:r>
     </w:p>
     <w:p>
@@ -223,12 +210,6 @@
       <w:r>
         <w:t>Activity 5: Evaluation Criteria — Fill the Table</w:t>
       </w:r>
-      <w:r>
-        <w:rPr>
-          <w:i/>
-        </w:rPr>
-        <w:t xml:space="preserve">  (A5)</w:t>
-      </w:r>
     </w:p>
     <w:p>
       <w:pPr>
@@ -236,12 +217,6 @@
       </w:pPr>
       <w:r>
         <w:t>Activity 6: Short Analysis — Exam Practice</w:t>
-      </w:r>
-      <w:r>
-        <w:rPr>
-          <w:i/>
-        </w:rPr>
-        <w:t xml:space="preserve">  (A6)</w:t>
       </w:r>
     </w:p>
     <w:p>
@@ -251,12 +226,6 @@
       <w:r>
         <w:t>Activity 7: Extended Response — Evaluate a Final Design</w:t>
       </w:r>
-      <w:r>
-        <w:rPr>
-          <w:i/>
-        </w:rPr>
-        <w:t xml:space="preserve">  (A7)</w:t>
-      </w:r>
     </w:p>
     <w:p>
       <w:pPr>
@@ -264,12 +233,6 @@
       </w:pPr>
       <w:r>
         <w:t>Activity 8: Reflection — What I Know / Still Learning</w:t>
-      </w:r>
-      <w:r>
-        <w:rPr>
-          <w:i/>
-        </w:rPr>
-        <w:t xml:space="preserve">  (A8)</w:t>
       </w:r>
     </w:p>
     <w:p>
@@ -282,6 +245,9 @@
         <w:pStyle w:val="Heading1"/>
       </w:pPr>
       <w:r>
+        <w:rPr>
+          <w:color w:val="1F3A5F"/>
+        </w:rPr>
         <w:t>Activity 1: Development Methods — Match the Trial</w:t>
       </w:r>
     </w:p>
@@ -289,29 +255,27 @@
       <w:r>
         <w:rPr>
           <w:b/>
+          <w:color w:val="1F3A5F"/>
         </w:rPr>
         <w:t>Marks available: 10 marks</w:t>
       </w:r>
     </w:p>
     <w:p>
-      <w:r>
-        <w:rPr>
-          <w:b/>
-          <w:i/>
-        </w:rPr>
-        <w:t xml:space="preserve">▸ </w:t>
-      </w:r>
+      <w:pPr>
+        <w:ind w:left="283"/>
+      </w:pPr>
       <w:r>
         <w:rPr>
           <w:b w:val="0"/>
           <w:i/>
+          <w:color w:val="404040"/>
         </w:rPr>
         <w:t>Match each development method to the example that best illustrates it.</w:t>
       </w:r>
     </w:p>
     <w:tbl>
       <w:tblPr>
-        <w:tblStyle w:val="TableGrid"/>
+        <w:tblStyle w:val="LightGrid-Accent1"/>
         <w:tblW w:type="auto" w:w="0"/>
         <w:tblLook w:firstColumn="1" w:firstRow="1" w:lastColumn="0" w:lastRow="0" w:noHBand="0" w:noVBand="1" w:val="04A0"/>
       </w:tblPr>
@@ -324,11 +288,13 @@
         <w:tc>
           <w:tcPr>
             <w:tcW w:type="dxa" w:w="3324"/>
+            <w:shd w:val="clear" w:color="auto" w:fill="1F3A5F"/>
           </w:tcPr>
           <w:p>
             <w:r>
               <w:rPr>
                 <w:b/>
+                <w:color w:val="FFFFFF"/>
               </w:rPr>
               <w:t>Method</w:t>
             </w:r>
@@ -337,11 +303,13 @@
         <w:tc>
           <w:tcPr>
             <w:tcW w:type="dxa" w:w="3324"/>
+            <w:shd w:val="clear" w:color="auto" w:fill="1F3A5F"/>
           </w:tcPr>
           <w:p>
             <w:r>
               <w:rPr>
                 <w:b/>
+                <w:color w:val="FFFFFF"/>
               </w:rPr>
               <w:t>Answer</w:t>
             </w:r>
@@ -350,11 +318,13 @@
         <w:tc>
           <w:tcPr>
             <w:tcW w:type="dxa" w:w="3324"/>
+            <w:shd w:val="clear" w:color="auto" w:fill="1F3A5F"/>
           </w:tcPr>
           <w:p>
             <w:r>
               <w:rPr>
                 <w:b/>
+                <w:color w:val="FFFFFF"/>
               </w:rPr>
               <w:t>Example</w:t>
             </w:r>
@@ -480,6 +450,9 @@
         <w:pStyle w:val="Heading1"/>
       </w:pPr>
       <w:r>
+        <w:rPr>
+          <w:color w:val="1F3A5F"/>
+        </w:rPr>
         <w:t>Activity 2: Feedback in Action</w:t>
       </w:r>
     </w:p>
@@ -487,22 +460,20 @@
       <w:r>
         <w:rPr>
           <w:b/>
+          <w:color w:val="1F3A5F"/>
         </w:rPr>
         <w:t>Marks available: 10 marks</w:t>
       </w:r>
     </w:p>
     <w:p>
-      <w:r>
-        <w:rPr>
-          <w:b/>
-          <w:i/>
-        </w:rPr>
-        <w:t xml:space="preserve">▸ </w:t>
-      </w:r>
+      <w:pPr>
+        <w:ind w:left="283"/>
+      </w:pPr>
       <w:r>
         <w:rPr>
           <w:b w:val="0"/>
           <w:i/>
+          <w:color w:val="404040"/>
         </w:rPr>
         <w:t>Read each before/after scenario and explain what feedback likely prompted the change.</w:t>
       </w:r>
@@ -516,20 +487,20 @@
       </w:r>
     </w:p>
     <w:p>
-      <w:r>
-        <w:rPr>
-          <w:color w:val="B0B0B0"/>
-        </w:rPr>
-        <w:t>__________________________________________________________________________________________</w:t>
-      </w:r>
+      <w:pPr>
+        <w:spacing w:after="280"/>
+        <w:pBdr>
+          <w:bottom w:val="single" w:sz="6" w:space="1" w:color="BFBFBF"/>
+        </w:pBdr>
+      </w:pPr>
     </w:p>
     <w:p>
-      <w:r>
-        <w:rPr>
-          <w:color w:val="B0B0B0"/>
-        </w:rPr>
-        <w:t>__________________________________________________________________________________________</w:t>
-      </w:r>
+      <w:pPr>
+        <w:spacing w:after="280"/>
+        <w:pBdr>
+          <w:bottom w:val="single" w:sz="6" w:space="1" w:color="BFBFBF"/>
+        </w:pBdr>
+      </w:pPr>
     </w:p>
     <w:p>
       <w:r>
@@ -540,20 +511,20 @@
       </w:r>
     </w:p>
     <w:p>
-      <w:r>
-        <w:rPr>
-          <w:color w:val="B0B0B0"/>
-        </w:rPr>
-        <w:t>__________________________________________________________________________________________</w:t>
-      </w:r>
+      <w:pPr>
+        <w:spacing w:after="280"/>
+        <w:pBdr>
+          <w:bottom w:val="single" w:sz="6" w:space="1" w:color="BFBFBF"/>
+        </w:pBdr>
+      </w:pPr>
     </w:p>
     <w:p>
-      <w:r>
-        <w:rPr>
-          <w:color w:val="B0B0B0"/>
-        </w:rPr>
-        <w:t>__________________________________________________________________________________________</w:t>
-      </w:r>
+      <w:pPr>
+        <w:spacing w:after="280"/>
+        <w:pBdr>
+          <w:bottom w:val="single" w:sz="6" w:space="1" w:color="BFBFBF"/>
+        </w:pBdr>
+      </w:pPr>
     </w:p>
     <w:p>
       <w:r>
@@ -565,6 +536,9 @@
         <w:pStyle w:val="Heading1"/>
       </w:pPr>
       <w:r>
+        <w:rPr>
+          <w:color w:val="1F3A5F"/>
+        </w:rPr>
         <w:t>Activity 3: Selecting a Direction to Resolve</w:t>
       </w:r>
     </w:p>
@@ -572,63 +546,64 @@
       <w:r>
         <w:rPr>
           <w:b/>
+          <w:color w:val="1F3A5F"/>
         </w:rPr>
         <w:t>Marks available: 8 marks</w:t>
       </w:r>
     </w:p>
     <w:p>
-      <w:r>
-        <w:rPr>
-          <w:b/>
-          <w:i/>
-        </w:rPr>
-        <w:t xml:space="preserve">▸ </w:t>
-      </w:r>
+      <w:pPr>
+        <w:ind w:left="283"/>
+      </w:pPr>
       <w:r>
         <w:rPr>
           <w:b w:val="0"/>
           <w:i/>
+          <w:color w:val="404040"/>
         </w:rPr>
         <w:t>Imagine you have two developed concepts. Write a short justification (3–4 sentences) for choosing ONE to resolve, referencing audience, feedback, and constraints.</w:t>
       </w:r>
     </w:p>
     <w:p>
-      <w:r>
-        <w:rPr>
-          <w:color w:val="B0B0B0"/>
-        </w:rPr>
-        <w:t>__________________________________________________________________________________________</w:t>
-      </w:r>
+      <w:pPr>
+        <w:spacing w:after="280"/>
+        <w:pBdr>
+          <w:bottom w:val="single" w:sz="6" w:space="1" w:color="BFBFBF"/>
+        </w:pBdr>
+      </w:pPr>
     </w:p>
     <w:p>
-      <w:r>
-        <w:rPr>
-          <w:color w:val="B0B0B0"/>
-        </w:rPr>
-        <w:t>__________________________________________________________________________________________</w:t>
-      </w:r>
+      <w:pPr>
+        <w:spacing w:after="280"/>
+        <w:pBdr>
+          <w:bottom w:val="single" w:sz="6" w:space="1" w:color="BFBFBF"/>
+        </w:pBdr>
+      </w:pPr>
     </w:p>
     <w:p>
-      <w:r>
-        <w:rPr>
-          <w:color w:val="B0B0B0"/>
-        </w:rPr>
-        <w:t>__________________________________________________________________________________________</w:t>
-      </w:r>
+      <w:pPr>
+        <w:spacing w:after="280"/>
+        <w:pBdr>
+          <w:bottom w:val="single" w:sz="6" w:space="1" w:color="BFBFBF"/>
+        </w:pBdr>
+      </w:pPr>
     </w:p>
     <w:p>
-      <w:r>
-        <w:rPr>
-          <w:color w:val="B0B0B0"/>
-        </w:rPr>
-        <w:t>__________________________________________________________________________________________</w:t>
-      </w:r>
+      <w:pPr>
+        <w:spacing w:after="280"/>
+        <w:pBdr>
+          <w:bottom w:val="single" w:sz="6" w:space="1" w:color="BFBFBF"/>
+        </w:pBdr>
+      </w:pPr>
     </w:p>
     <w:p>
       <w:pPr>
         <w:pStyle w:val="Heading1"/>
       </w:pPr>
       <w:r>
+        <w:rPr>
+          <w:color w:val="1F3A5F"/>
+        </w:rPr>
         <w:t>Activity 4: Presentation Drawing Standards</w:t>
       </w:r>
     </w:p>
@@ -636,29 +611,27 @@
       <w:r>
         <w:rPr>
           <w:b/>
+          <w:color w:val="1F3A5F"/>
         </w:rPr>
         <w:t>Marks available: 10 marks</w:t>
       </w:r>
     </w:p>
     <w:p>
-      <w:r>
-        <w:rPr>
-          <w:b/>
-          <w:i/>
-        </w:rPr>
-        <w:t xml:space="preserve">▸ </w:t>
-      </w:r>
+      <w:pPr>
+        <w:ind w:left="283"/>
+      </w:pPr>
       <w:r>
         <w:rPr>
           <w:b w:val="0"/>
           <w:i/>
+          <w:color w:val="404040"/>
         </w:rPr>
         <w:t>Complete the table explaining what each presentation standard means and give one way to demonstrate it.</w:t>
       </w:r>
     </w:p>
     <w:tbl>
       <w:tblPr>
-        <w:tblStyle w:val="TableGrid"/>
+        <w:tblStyle w:val="LightGrid-Accent1"/>
         <w:tblW w:type="auto" w:w="0"/>
         <w:jc w:val="center"/>
         <w:tblLook w:firstColumn="1" w:firstRow="1" w:lastColumn="0" w:lastRow="0" w:noHBand="0" w:noVBand="1" w:val="04A0"/>
@@ -672,7 +645,7 @@
         <w:tc>
           <w:tcPr>
             <w:tcW w:type="dxa" w:w="3324"/>
-            <w:shd w:val="clear" w:color="auto" w:fill="4C1D95"/>
+            <w:shd w:val="clear" w:color="auto" w:fill="1F3A5F"/>
           </w:tcPr>
           <w:p>
             <w:r>
@@ -687,7 +660,7 @@
         <w:tc>
           <w:tcPr>
             <w:tcW w:type="dxa" w:w="3324"/>
-            <w:shd w:val="clear" w:color="auto" w:fill="4C1D95"/>
+            <w:shd w:val="clear" w:color="auto" w:fill="1F3A5F"/>
           </w:tcPr>
           <w:p>
             <w:r>
@@ -702,7 +675,7 @@
         <w:tc>
           <w:tcPr>
             <w:tcW w:type="dxa" w:w="3324"/>
-            <w:shd w:val="clear" w:color="auto" w:fill="4C1D95"/>
+            <w:shd w:val="clear" w:color="auto" w:fill="1F3A5F"/>
           </w:tcPr>
           <w:p>
             <w:r>
@@ -732,14 +705,14 @@
         <w:tc>
           <w:tcPr>
             <w:tcW w:type="dxa" w:w="3324"/>
-            <w:shd w:val="clear" w:color="auto" w:fill="F5F0FF"/>
+            <w:shd w:val="clear" w:color="auto" w:fill="FAFAFA"/>
           </w:tcPr>
           <w:p/>
         </w:tc>
         <w:tc>
           <w:tcPr>
             <w:tcW w:type="dxa" w:w="3324"/>
-            <w:shd w:val="clear" w:color="auto" w:fill="F5F0FF"/>
+            <w:shd w:val="clear" w:color="auto" w:fill="FAFAFA"/>
           </w:tcPr>
           <w:p/>
         </w:tc>
@@ -761,14 +734,14 @@
         <w:tc>
           <w:tcPr>
             <w:tcW w:type="dxa" w:w="3324"/>
-            <w:shd w:val="clear" w:color="auto" w:fill="F5F0FF"/>
+            <w:shd w:val="clear" w:color="auto" w:fill="FAFAFA"/>
           </w:tcPr>
           <w:p/>
         </w:tc>
         <w:tc>
           <w:tcPr>
             <w:tcW w:type="dxa" w:w="3324"/>
-            <w:shd w:val="clear" w:color="auto" w:fill="F5F0FF"/>
+            <w:shd w:val="clear" w:color="auto" w:fill="FAFAFA"/>
           </w:tcPr>
           <w:p/>
         </w:tc>
@@ -790,14 +763,14 @@
         <w:tc>
           <w:tcPr>
             <w:tcW w:type="dxa" w:w="3324"/>
-            <w:shd w:val="clear" w:color="auto" w:fill="F5F0FF"/>
+            <w:shd w:val="clear" w:color="auto" w:fill="FAFAFA"/>
           </w:tcPr>
           <w:p/>
         </w:tc>
         <w:tc>
           <w:tcPr>
             <w:tcW w:type="dxa" w:w="3324"/>
-            <w:shd w:val="clear" w:color="auto" w:fill="F5F0FF"/>
+            <w:shd w:val="clear" w:color="auto" w:fill="FAFAFA"/>
           </w:tcPr>
           <w:p/>
         </w:tc>
@@ -819,14 +792,14 @@
         <w:tc>
           <w:tcPr>
             <w:tcW w:type="dxa" w:w="3324"/>
-            <w:shd w:val="clear" w:color="auto" w:fill="F5F0FF"/>
+            <w:shd w:val="clear" w:color="auto" w:fill="FAFAFA"/>
           </w:tcPr>
           <w:p/>
         </w:tc>
         <w:tc>
           <w:tcPr>
             <w:tcW w:type="dxa" w:w="3324"/>
-            <w:shd w:val="clear" w:color="auto" w:fill="F5F0FF"/>
+            <w:shd w:val="clear" w:color="auto" w:fill="FAFAFA"/>
           </w:tcPr>
           <w:p/>
         </w:tc>
@@ -843,6 +816,9 @@
         <w:pStyle w:val="Heading1"/>
       </w:pPr>
       <w:r>
+        <w:rPr>
+          <w:color w:val="1F3A5F"/>
+        </w:rPr>
         <w:t>Activity 5: Evaluation Criteria — Fill the Table</w:t>
       </w:r>
     </w:p>
@@ -850,29 +826,27 @@
       <w:r>
         <w:rPr>
           <w:b/>
+          <w:color w:val="1F3A5F"/>
         </w:rPr>
         <w:t>Marks available: 12 marks</w:t>
       </w:r>
     </w:p>
     <w:p>
-      <w:r>
-        <w:rPr>
-          <w:b/>
-          <w:i/>
-        </w:rPr>
-        <w:t xml:space="preserve">▸ </w:t>
-      </w:r>
+      <w:pPr>
+        <w:ind w:left="283"/>
+      </w:pPr>
       <w:r>
         <w:rPr>
           <w:b w:val="0"/>
           <w:i/>
+          <w:color w:val="404040"/>
         </w:rPr>
         <w:t>Using a design of your own (or from your folio), complete the evaluation table.</w:t>
       </w:r>
     </w:p>
     <w:tbl>
       <w:tblPr>
-        <w:tblStyle w:val="TableGrid"/>
+        <w:tblStyle w:val="LightGrid-Accent1"/>
         <w:tblW w:type="auto" w:w="0"/>
         <w:jc w:val="center"/>
         <w:tblLook w:firstColumn="1" w:firstRow="1" w:lastColumn="0" w:lastRow="0" w:noHBand="0" w:noVBand="1" w:val="04A0"/>
@@ -886,7 +860,7 @@
         <w:tc>
           <w:tcPr>
             <w:tcW w:type="dxa" w:w="3324"/>
-            <w:shd w:val="clear" w:color="auto" w:fill="4C1D95"/>
+            <w:shd w:val="clear" w:color="auto" w:fill="1F3A5F"/>
           </w:tcPr>
           <w:p>
             <w:r>
@@ -901,7 +875,7 @@
         <w:tc>
           <w:tcPr>
             <w:tcW w:type="dxa" w:w="3324"/>
-            <w:shd w:val="clear" w:color="auto" w:fill="4C1D95"/>
+            <w:shd w:val="clear" w:color="auto" w:fill="1F3A5F"/>
           </w:tcPr>
           <w:p>
             <w:r>
@@ -916,7 +890,7 @@
         <w:tc>
           <w:tcPr>
             <w:tcW w:type="dxa" w:w="3324"/>
-            <w:shd w:val="clear" w:color="auto" w:fill="4C1D95"/>
+            <w:shd w:val="clear" w:color="auto" w:fill="1F3A5F"/>
           </w:tcPr>
           <w:p>
             <w:r>
@@ -946,14 +920,14 @@
         <w:tc>
           <w:tcPr>
             <w:tcW w:type="dxa" w:w="3324"/>
-            <w:shd w:val="clear" w:color="auto" w:fill="F5F0FF"/>
+            <w:shd w:val="clear" w:color="auto" w:fill="FAFAFA"/>
           </w:tcPr>
           <w:p/>
         </w:tc>
         <w:tc>
           <w:tcPr>
             <w:tcW w:type="dxa" w:w="3324"/>
-            <w:shd w:val="clear" w:color="auto" w:fill="F5F0FF"/>
+            <w:shd w:val="clear" w:color="auto" w:fill="FAFAFA"/>
           </w:tcPr>
           <w:p/>
         </w:tc>
@@ -975,14 +949,14 @@
         <w:tc>
           <w:tcPr>
             <w:tcW w:type="dxa" w:w="3324"/>
-            <w:shd w:val="clear" w:color="auto" w:fill="F5F0FF"/>
+            <w:shd w:val="clear" w:color="auto" w:fill="FAFAFA"/>
           </w:tcPr>
           <w:p/>
         </w:tc>
         <w:tc>
           <w:tcPr>
             <w:tcW w:type="dxa" w:w="3324"/>
-            <w:shd w:val="clear" w:color="auto" w:fill="F5F0FF"/>
+            <w:shd w:val="clear" w:color="auto" w:fill="FAFAFA"/>
           </w:tcPr>
           <w:p/>
         </w:tc>
@@ -1004,14 +978,14 @@
         <w:tc>
           <w:tcPr>
             <w:tcW w:type="dxa" w:w="3324"/>
-            <w:shd w:val="clear" w:color="auto" w:fill="F5F0FF"/>
+            <w:shd w:val="clear" w:color="auto" w:fill="FAFAFA"/>
           </w:tcPr>
           <w:p/>
         </w:tc>
         <w:tc>
           <w:tcPr>
             <w:tcW w:type="dxa" w:w="3324"/>
-            <w:shd w:val="clear" w:color="auto" w:fill="F5F0FF"/>
+            <w:shd w:val="clear" w:color="auto" w:fill="FAFAFA"/>
           </w:tcPr>
           <w:p/>
         </w:tc>
@@ -1033,14 +1007,14 @@
         <w:tc>
           <w:tcPr>
             <w:tcW w:type="dxa" w:w="3324"/>
-            <w:shd w:val="clear" w:color="auto" w:fill="F5F0FF"/>
+            <w:shd w:val="clear" w:color="auto" w:fill="FAFAFA"/>
           </w:tcPr>
           <w:p/>
         </w:tc>
         <w:tc>
           <w:tcPr>
             <w:tcW w:type="dxa" w:w="3324"/>
-            <w:shd w:val="clear" w:color="auto" w:fill="F5F0FF"/>
+            <w:shd w:val="clear" w:color="auto" w:fill="FAFAFA"/>
           </w:tcPr>
           <w:p/>
         </w:tc>
@@ -1052,6 +1026,9 @@
         <w:pStyle w:val="Heading1"/>
       </w:pPr>
       <w:r>
+        <w:rPr>
+          <w:color w:val="1F3A5F"/>
+        </w:rPr>
         <w:t>Activity 6: Short Analysis — Exam Practice</w:t>
       </w:r>
     </w:p>
@@ -1059,22 +1036,20 @@
       <w:r>
         <w:rPr>
           <w:b/>
+          <w:color w:val="1F3A5F"/>
         </w:rPr>
         <w:t>Marks available: 6 marks (2 marks each)</w:t>
       </w:r>
     </w:p>
     <w:p>
-      <w:r>
-        <w:rPr>
-          <w:b/>
-          <w:i/>
-        </w:rPr>
-        <w:t xml:space="preserve">▸ </w:t>
-      </w:r>
+      <w:pPr>
+        <w:ind w:left="283"/>
+      </w:pPr>
       <w:r>
         <w:rPr>
           <w:b w:val="0"/>
           <w:i/>
+          <w:color w:val="404040"/>
         </w:rPr>
         <w:t>Write a 2-mark response for each scenario using Criterion → Evidence → Judgement.</w:t>
       </w:r>
@@ -1088,20 +1063,20 @@
       </w:r>
     </w:p>
     <w:p>
-      <w:r>
-        <w:rPr>
-          <w:color w:val="B0B0B0"/>
-        </w:rPr>
-        <w:t>__________________________________________________________________________________________</w:t>
-      </w:r>
+      <w:pPr>
+        <w:spacing w:after="280"/>
+        <w:pBdr>
+          <w:bottom w:val="single" w:sz="6" w:space="1" w:color="BFBFBF"/>
+        </w:pBdr>
+      </w:pPr>
     </w:p>
     <w:p>
-      <w:r>
-        <w:rPr>
-          <w:color w:val="B0B0B0"/>
-        </w:rPr>
-        <w:t>__________________________________________________________________________________________</w:t>
-      </w:r>
+      <w:pPr>
+        <w:spacing w:after="280"/>
+        <w:pBdr>
+          <w:bottom w:val="single" w:sz="6" w:space="1" w:color="BFBFBF"/>
+        </w:pBdr>
+      </w:pPr>
     </w:p>
     <w:p>
       <w:r>
@@ -1112,20 +1087,20 @@
       </w:r>
     </w:p>
     <w:p>
-      <w:r>
-        <w:rPr>
-          <w:color w:val="B0B0B0"/>
-        </w:rPr>
-        <w:t>__________________________________________________________________________________________</w:t>
-      </w:r>
+      <w:pPr>
+        <w:spacing w:after="280"/>
+        <w:pBdr>
+          <w:bottom w:val="single" w:sz="6" w:space="1" w:color="BFBFBF"/>
+        </w:pBdr>
+      </w:pPr>
     </w:p>
     <w:p>
-      <w:r>
-        <w:rPr>
-          <w:color w:val="B0B0B0"/>
-        </w:rPr>
-        <w:t>__________________________________________________________________________________________</w:t>
-      </w:r>
+      <w:pPr>
+        <w:spacing w:after="280"/>
+        <w:pBdr>
+          <w:bottom w:val="single" w:sz="6" w:space="1" w:color="BFBFBF"/>
+        </w:pBdr>
+      </w:pPr>
     </w:p>
     <w:p>
       <w:r>
@@ -1136,20 +1111,20 @@
       </w:r>
     </w:p>
     <w:p>
-      <w:r>
-        <w:rPr>
-          <w:color w:val="B0B0B0"/>
-        </w:rPr>
-        <w:t>__________________________________________________________________________________________</w:t>
-      </w:r>
+      <w:pPr>
+        <w:spacing w:after="280"/>
+        <w:pBdr>
+          <w:bottom w:val="single" w:sz="6" w:space="1" w:color="BFBFBF"/>
+        </w:pBdr>
+      </w:pPr>
     </w:p>
     <w:p>
-      <w:r>
-        <w:rPr>
-          <w:color w:val="B0B0B0"/>
-        </w:rPr>
-        <w:t>__________________________________________________________________________________________</w:t>
-      </w:r>
+      <w:pPr>
+        <w:spacing w:after="280"/>
+        <w:pBdr>
+          <w:bottom w:val="single" w:sz="6" w:space="1" w:color="BFBFBF"/>
+        </w:pBdr>
+      </w:pPr>
     </w:p>
     <w:p>
       <w:r>
@@ -1161,6 +1136,9 @@
         <w:pStyle w:val="Heading1"/>
       </w:pPr>
       <w:r>
+        <w:rPr>
+          <w:color w:val="1F3A5F"/>
+        </w:rPr>
         <w:t>Activity 7: Extended Response — Evaluate a Final Design</w:t>
       </w:r>
     </w:p>
@@ -1168,22 +1146,20 @@
       <w:r>
         <w:rPr>
           <w:b/>
+          <w:color w:val="1F3A5F"/>
         </w:rPr>
         <w:t>Marks available: 12 marks</w:t>
       </w:r>
     </w:p>
     <w:p>
-      <w:r>
-        <w:rPr>
-          <w:b/>
-          <w:i/>
-        </w:rPr>
-        <w:t xml:space="preserve">▸ </w:t>
-      </w:r>
+      <w:pPr>
+        <w:ind w:left="283"/>
+      </w:pPr>
       <w:r>
         <w:rPr>
           <w:b w:val="0"/>
           <w:i/>
+          <w:color w:val="404040"/>
         </w:rPr>
         <w:t>Read the brief and final design. Write an extended evaluation (5–6 sentences) covering purpose, audience, and constraints, with a balanced judgement.</w:t>
       </w:r>
@@ -1245,68 +1221,68 @@
       </w:r>
     </w:p>
     <w:p>
-      <w:r>
-        <w:rPr>
-          <w:color w:val="B0B0B0"/>
-        </w:rPr>
-        <w:t>__________________________________________________________________________________________</w:t>
-      </w:r>
+      <w:pPr>
+        <w:spacing w:after="280"/>
+        <w:pBdr>
+          <w:bottom w:val="single" w:sz="6" w:space="1" w:color="BFBFBF"/>
+        </w:pBdr>
+      </w:pPr>
     </w:p>
     <w:p>
-      <w:r>
-        <w:rPr>
-          <w:color w:val="B0B0B0"/>
-        </w:rPr>
-        <w:t>__________________________________________________________________________________________</w:t>
-      </w:r>
+      <w:pPr>
+        <w:spacing w:after="280"/>
+        <w:pBdr>
+          <w:bottom w:val="single" w:sz="6" w:space="1" w:color="BFBFBF"/>
+        </w:pBdr>
+      </w:pPr>
     </w:p>
     <w:p>
-      <w:r>
-        <w:rPr>
-          <w:color w:val="B0B0B0"/>
-        </w:rPr>
-        <w:t>__________________________________________________________________________________________</w:t>
-      </w:r>
+      <w:pPr>
+        <w:spacing w:after="280"/>
+        <w:pBdr>
+          <w:bottom w:val="single" w:sz="6" w:space="1" w:color="BFBFBF"/>
+        </w:pBdr>
+      </w:pPr>
     </w:p>
     <w:p>
-      <w:r>
-        <w:rPr>
-          <w:color w:val="B0B0B0"/>
-        </w:rPr>
-        <w:t>__________________________________________________________________________________________</w:t>
-      </w:r>
+      <w:pPr>
+        <w:spacing w:after="280"/>
+        <w:pBdr>
+          <w:bottom w:val="single" w:sz="6" w:space="1" w:color="BFBFBF"/>
+        </w:pBdr>
+      </w:pPr>
     </w:p>
     <w:p>
-      <w:r>
-        <w:rPr>
-          <w:color w:val="B0B0B0"/>
-        </w:rPr>
-        <w:t>__________________________________________________________________________________________</w:t>
-      </w:r>
+      <w:pPr>
+        <w:spacing w:after="280"/>
+        <w:pBdr>
+          <w:bottom w:val="single" w:sz="6" w:space="1" w:color="BFBFBF"/>
+        </w:pBdr>
+      </w:pPr>
     </w:p>
     <w:p>
-      <w:r>
-        <w:rPr>
-          <w:color w:val="B0B0B0"/>
-        </w:rPr>
-        <w:t>__________________________________________________________________________________________</w:t>
-      </w:r>
+      <w:pPr>
+        <w:spacing w:after="280"/>
+        <w:pBdr>
+          <w:bottom w:val="single" w:sz="6" w:space="1" w:color="BFBFBF"/>
+        </w:pBdr>
+      </w:pPr>
     </w:p>
     <w:p>
-      <w:r>
-        <w:rPr>
-          <w:color w:val="B0B0B0"/>
-        </w:rPr>
-        <w:t>__________________________________________________________________________________________</w:t>
-      </w:r>
+      <w:pPr>
+        <w:spacing w:after="280"/>
+        <w:pBdr>
+          <w:bottom w:val="single" w:sz="6" w:space="1" w:color="BFBFBF"/>
+        </w:pBdr>
+      </w:pPr>
     </w:p>
     <w:p>
-      <w:r>
-        <w:rPr>
-          <w:color w:val="B0B0B0"/>
-        </w:rPr>
-        <w:t>__________________________________________________________________________________________</w:t>
-      </w:r>
+      <w:pPr>
+        <w:spacing w:after="280"/>
+        <w:pBdr>
+          <w:bottom w:val="single" w:sz="6" w:space="1" w:color="BFBFBF"/>
+        </w:pBdr>
+      </w:pPr>
     </w:p>
     <w:tbl>
       <w:tblPr>
@@ -1321,15 +1297,15 @@
         <w:tc>
           <w:tcPr>
             <w:tcW w:type="dxa" w:w="9972"/>
-            <w:shd w:val="clear" w:color="auto" w:fill="DCFCE7"/>
+            <w:shd w:val="clear" w:color="auto" w:fill="E9F3EC"/>
           </w:tcPr>
           <w:p>
             <w:r>
               <w:rPr>
                 <w:b/>
-                <w:color w:val="166534"/>
+                <w:color w:val="1F4B3F"/>
               </w:rPr>
-              <w:t>✅ Sample response (refer to after completing)</w:t>
+              <w:t>Model response</w:t>
             </w:r>
           </w:p>
         </w:tc>
@@ -1338,7 +1314,6 @@
         <w:tc>
           <w:tcPr>
             <w:tcW w:type="dxa" w:w="9972"/>
-            <w:shd w:val="clear" w:color="auto" w:fill="F0FDF4"/>
           </w:tcPr>
           <w:p>
             <w:r>
@@ -1369,21 +1344,21 @@
         <w:pStyle w:val="Heading1"/>
       </w:pPr>
       <w:r>
+        <w:rPr>
+          <w:color w:val="1F3A5F"/>
+        </w:rPr>
         <w:t>Activity 8: Reflection — What I Know</w:t>
       </w:r>
     </w:p>
     <w:p>
-      <w:r>
-        <w:rPr>
-          <w:b/>
-          <w:i/>
-        </w:rPr>
-        <w:t xml:space="preserve">▸ </w:t>
-      </w:r>
+      <w:pPr>
+        <w:ind w:left="283"/>
+      </w:pPr>
       <w:r>
         <w:rPr>
           <w:b w:val="0"/>
           <w:i/>
+          <w:color w:val="404040"/>
         </w:rPr>
         <w:t>Use this page to reflect on your learning so far. Be honest — this helps you study smarter!</w:t>
       </w:r>
@@ -1393,6 +1368,9 @@
         <w:pStyle w:val="Heading1"/>
       </w:pPr>
       <w:r>
+        <w:rPr>
+          <w:color w:val="1F3A5F"/>
+        </w:rPr>
         <w:t>Confidence Check</w:t>
       </w:r>
     </w:p>
@@ -1406,7 +1384,7 @@
     </w:p>
     <w:tbl>
       <w:tblPr>
-        <w:tblStyle w:val="TableGrid"/>
+        <w:tblStyle w:val="LightGrid-Accent1"/>
         <w:tblW w:type="auto" w:w="0"/>
         <w:jc w:val="center"/>
         <w:tblLook w:firstColumn="1" w:firstRow="1" w:lastColumn="0" w:lastRow="0" w:noHBand="0" w:noVBand="1" w:val="04A0"/>
@@ -1420,7 +1398,7 @@
         <w:tc>
           <w:tcPr>
             <w:tcW w:type="dxa" w:w="3324"/>
-            <w:shd w:val="clear" w:color="auto" w:fill="4C1D95"/>
+            <w:shd w:val="clear" w:color="auto" w:fill="1F3A5F"/>
           </w:tcPr>
           <w:p>
             <w:r>
@@ -1435,7 +1413,7 @@
         <w:tc>
           <w:tcPr>
             <w:tcW w:type="dxa" w:w="3324"/>
-            <w:shd w:val="clear" w:color="auto" w:fill="4C1D95"/>
+            <w:shd w:val="clear" w:color="auto" w:fill="1F3A5F"/>
           </w:tcPr>
           <w:p>
             <w:r>
@@ -1450,7 +1428,7 @@
         <w:tc>
           <w:tcPr>
             <w:tcW w:type="dxa" w:w="3324"/>
-            <w:shd w:val="clear" w:color="auto" w:fill="4C1D95"/>
+            <w:shd w:val="clear" w:color="auto" w:fill="1F3A5F"/>
           </w:tcPr>
           <w:p>
             <w:r>
@@ -1640,78 +1618,84 @@
         <w:pStyle w:val="Heading1"/>
       </w:pPr>
       <w:r>
+        <w:rPr>
+          <w:color w:val="1F3A5F"/>
+        </w:rPr>
         <w:t>My Learning Goals</w:t>
       </w:r>
     </w:p>
     <w:p>
-      <w:r>
-        <w:rPr>
-          <w:b/>
-          <w:i/>
-        </w:rPr>
-        <w:t xml:space="preserve">▸ </w:t>
-      </w:r>
+      <w:pPr>
+        <w:ind w:left="283"/>
+      </w:pPr>
       <w:r>
         <w:rPr>
           <w:b w:val="0"/>
           <w:i/>
+          <w:color w:val="404040"/>
         </w:rPr>
         <w:t>Before next lesson, I will review / practise:</w:t>
       </w:r>
     </w:p>
     <w:p>
-      <w:r>
-        <w:rPr>
-          <w:color w:val="B0B0B0"/>
-        </w:rPr>
-        <w:t>__________________________________________________________________________________________</w:t>
-      </w:r>
+      <w:pPr>
+        <w:spacing w:after="280"/>
+        <w:pBdr>
+          <w:bottom w:val="single" w:sz="6" w:space="1" w:color="BFBFBF"/>
+        </w:pBdr>
+      </w:pPr>
     </w:p>
     <w:p>
-      <w:r>
-        <w:rPr>
-          <w:color w:val="B0B0B0"/>
-        </w:rPr>
-        <w:t>__________________________________________________________________________________________</w:t>
-      </w:r>
+      <w:pPr>
+        <w:spacing w:after="280"/>
+        <w:pBdr>
+          <w:bottom w:val="single" w:sz="6" w:space="1" w:color="BFBFBF"/>
+        </w:pBdr>
+      </w:pPr>
     </w:p>
     <w:p>
-      <w:r>
-        <w:rPr>
-          <w:color w:val="B0B0B0"/>
-        </w:rPr>
-        <w:t>__________________________________________________________________________________________</w:t>
-      </w:r>
+      <w:pPr>
+        <w:spacing w:after="280"/>
+        <w:pBdr>
+          <w:bottom w:val="single" w:sz="6" w:space="1" w:color="BFBFBF"/>
+        </w:pBdr>
+      </w:pPr>
     </w:p>
     <w:p>
       <w:pPr>
         <w:pStyle w:val="Heading1"/>
       </w:pPr>
       <w:r>
+        <w:rPr>
+          <w:color w:val="1F3A5F"/>
+        </w:rPr>
         <w:t>One thing I found surprising or interesting:</w:t>
       </w:r>
     </w:p>
     <w:p>
-      <w:r>
-        <w:rPr>
-          <w:color w:val="B0B0B0"/>
-        </w:rPr>
-        <w:t>__________________________________________________________________________________________</w:t>
-      </w:r>
+      <w:pPr>
+        <w:spacing w:after="280"/>
+        <w:pBdr>
+          <w:bottom w:val="single" w:sz="6" w:space="1" w:color="BFBFBF"/>
+        </w:pBdr>
+      </w:pPr>
     </w:p>
     <w:p>
-      <w:r>
-        <w:rPr>
-          <w:color w:val="B0B0B0"/>
-        </w:rPr>
-        <w:t>__________________________________________________________________________________________</w:t>
-      </w:r>
+      <w:pPr>
+        <w:spacing w:after="280"/>
+        <w:pBdr>
+          <w:bottom w:val="single" w:sz="6" w:space="1" w:color="BFBFBF"/>
+        </w:pBdr>
+      </w:pPr>
     </w:p>
     <w:p>
       <w:pPr>
         <w:pStyle w:val="Heading1"/>
       </w:pPr>
       <w:r>
+        <w:rPr>
+          <w:color w:val="1F3A5F"/>
+        </w:rPr>
         <w:t>My key vocab list (write 10 design terms you want to remember):</w:t>
       </w:r>
     </w:p>
@@ -1795,20 +1779,8 @@
         <w:t>10.</w:t>
       </w:r>
     </w:p>
-    <w:p>
-      <w:pPr>
-        <w:jc w:val="center"/>
-      </w:pPr>
-      <w:r>
-        <w:rPr>
-          <w:i/>
-          <w:color w:val="999999"/>
-          <w:sz w:val="16"/>
-        </w:rPr>
-        <w:t>VCE Visual Communication Design · Student Workbook · Unit 4 · VCAA 2024 Study Design · Total: 68 marks</w:t>
-      </w:r>
-    </w:p>
     <w:sectPr>
+      <w:footerReference w:type="default" r:id="rId9"/>
       <w:pgSz w:w="12240" w:h="15840"/>
       <w:pgMar w:top="1440" w:right="1134" w:bottom="1440" w:left="1134" w:header="720" w:footer="720" w:gutter="0"/>
       <w:cols w:space="720"/>
@@ -1816,6 +1788,33 @@
     </w:sectPr>
   </w:body>
 </w:document>
+</file>
+
+<file path=word/footer1.xml><?xml version="1.0" encoding="utf-8"?>
+<w:ftr xmlns:m="http://schemas.openxmlformats.org/officeDocument/2006/math" xmlns:mc="http://schemas.openxmlformats.org/markup-compatibility/2006" xmlns:mo="http://schemas.microsoft.com/office/mac/office/2008/main" xmlns:mv="urn:schemas-microsoft-com:mac:vml" xmlns:o="urn:schemas-microsoft-com:office:office" xmlns:r="http://schemas.openxmlformats.org/officeDocument/2006/relationships" xmlns:v="urn:schemas-microsoft-com:vml" xmlns:w10="urn:schemas-microsoft-com:office:word" xmlns:w14="http://schemas.microsoft.com/office/word/2010/wordml" xmlns:w="http://schemas.openxmlformats.org/wordprocessingml/2006/main" xmlns:wne="http://schemas.microsoft.com/office/word/2006/wordml" xmlns:wp14="http://schemas.microsoft.com/office/word/2010/wordprocessingDrawing" xmlns:wp="http://schemas.openxmlformats.org/drawingml/2006/wordprocessingDrawing" xmlns:wpc="http://schemas.microsoft.com/office/word/2010/wordprocessingCanvas" xmlns:wpg="http://schemas.microsoft.com/office/word/2010/wordprocessingGroup" xmlns:wpi="http://schemas.microsoft.com/office/word/2010/wordprocessingInk" xmlns:wps="http://schemas.microsoft.com/office/word/2010/wordprocessingShape" mc:Ignorable="w14 wp14">
+  <w:p>
+    <w:pPr>
+      <w:pStyle w:val="Footer"/>
+      <w:jc w:val="center"/>
+    </w:pPr>
+    <w:r>
+      <w:rPr>
+        <w:color w:val="999999"/>
+        <w:sz w:val="16"/>
+      </w:rPr>
+      <w:t xml:space="preserve">VCE VCD — Unit 4 Workbook  |  Page </w:t>
+    </w:r>
+    <w:r>
+      <w:rPr>
+        <w:color w:val="999999"/>
+        <w:sz w:val="16"/>
+      </w:rPr>
+      <w:fldChar w:fldCharType="begin"/>
+      <w:instrText xml:space="preserve">PAGE</w:instrText>
+      <w:fldChar w:fldCharType="end"/>
+    </w:r>
+  </w:p>
+</w:ftr>
 </file>
 
 <file path=word/numbering.xml><?xml version="1.0" encoding="utf-8"?>
@@ -2248,7 +2247,7 @@
       <w:rFonts w:asciiTheme="majorHAnsi" w:eastAsiaTheme="majorEastAsia" w:hAnsiTheme="majorHAnsi" w:cstheme="majorBidi"/>
       <w:b/>
       <w:bCs/>
-      <w:color w:val="365F91" w:themeColor="accent1" w:themeShade="BF"/>
+      <w:color w:val="1F3A5F"/>
       <w:sz w:val="28"/>
       <w:szCs w:val="28"/>
     </w:rPr>
@@ -2272,7 +2271,7 @@
       <w:rFonts w:asciiTheme="majorHAnsi" w:eastAsiaTheme="majorEastAsia" w:hAnsiTheme="majorHAnsi" w:cstheme="majorBidi"/>
       <w:b/>
       <w:bCs/>
-      <w:color w:val="4F81BD" w:themeColor="accent1"/>
+      <w:color w:val="1F3A5F"/>
       <w:sz w:val="26"/>
       <w:szCs w:val="26"/>
     </w:rPr>
@@ -2296,7 +2295,7 @@
       <w:rFonts w:asciiTheme="majorHAnsi" w:eastAsiaTheme="majorEastAsia" w:hAnsiTheme="majorHAnsi" w:cstheme="majorBidi"/>
       <w:b/>
       <w:bCs/>
-      <w:color w:val="4F81BD" w:themeColor="accent1"/>
+      <w:color w:val="1F3A5F"/>
     </w:rPr>
   </w:style>
   <w:style w:type="paragraph" w:styleId="Heading4">
@@ -2321,7 +2320,7 @@
       <w:bCs/>
       <w:i/>
       <w:iCs/>
-      <w:color w:val="4F81BD" w:themeColor="accent1"/>
+      <w:color w:val="1F3A5F"/>
     </w:rPr>
   </w:style>
   <w:style w:type="paragraph" w:styleId="Heading5">
@@ -2535,7 +2534,7 @@
     </w:pPr>
     <w:rPr>
       <w:rFonts w:asciiTheme="majorHAnsi" w:eastAsiaTheme="majorEastAsia" w:hAnsiTheme="majorHAnsi" w:cstheme="majorBidi"/>
-      <w:color w:val="17365D" w:themeColor="text2" w:themeShade="BF"/>
+      <w:color w:val="1F3A5F"/>
       <w:spacing w:val="5"/>
       <w:kern w:val="28"/>
       <w:sz w:val="52"/>
